--- a/downloads/teacher/05 Materials/Unit 01/Slides/Slides 01.03 - Fire, Burns, Cuts, and What To Do.docx
+++ b/downloads/teacher/05 Materials/Unit 01/Slides/Slides 01.03 - Fire, Burns, Cuts, and What To Do.docx
@@ -197,22 +197,7 @@
         <w:t xml:space="preserve"> </w:t>
       </w:r>
       <w:r>
-        <w:t xml:space="preserve">Notes:</w:t>
-      </w:r>
-      <w:r>
-        <w:t xml:space="preserve"> </w:t>
-      </w:r>
-      <w:r>
-        <w:rPr>
-          <w:rStyle w:val="TeacherNote"/>
-        </w:rPr>
-        <w:t xml:space="preserve">[Sal: a 20-second fire department demo video replaces this slide if the school allows video.]</w:t>
-      </w:r>
-      <w:r>
-        <w:t xml:space="preserve"> </w:t>
-      </w:r>
-      <w:r>
-        <w:t xml:space="preserve">Say: everyone who voted water just made a small fire into a big one.</w:t>
+        <w:t xml:space="preserve">Notes: Say: everyone who voted water just made a small fire into a big one.</w:t>
       </w:r>
     </w:p>
     <w:p>
@@ -784,16 +769,7 @@
         <w:pStyle w:val="Compact"/>
       </w:pPr>
       <w:r>
-        <w:t xml:space="preserve">The sheets live at:</w:t>
-      </w:r>
-      <w:r>
-        <w:t xml:space="preserve"> </w:t>
-      </w:r>
-      <w:r>
-        <w:rPr>
-          <w:rStyle w:val="TeacherNote"/>
-        </w:rPr>
-        <w:t xml:space="preserve">[Sal: location]</w:t>
+        <w:t xml:space="preserve">Where the sheets live in this room</w:t>
       </w:r>
     </w:p>
     <w:p>
